--- a/PTTK HT/Full design.docx
+++ b/PTTK HT/Full design.docx
@@ -3784,7 +3784,16 @@
         </w:numPr>
       </w:pPr>
       <w:r>
-        <w:t>In staff menu interface, management staff click view statistics</w:t>
+        <w:t xml:space="preserve">In </w:t>
+      </w:r>
+      <w:r>
+        <w:t>StaffLoginView.jsp</w:t>
+      </w:r>
+      <w:r>
+        <w:t xml:space="preserve">, management staff </w:t>
+      </w:r>
+      <w:r>
+        <w:t>enter username, password and click login</w:t>
       </w:r>
     </w:p>
     <w:p>
@@ -3796,6 +3805,135 @@
         </w:numPr>
       </w:pPr>
       <w:r>
+        <w:t>The interface MenuView.jsp call the class StaffController</w:t>
+      </w:r>
+    </w:p>
+    <w:p>
+      <w:pPr>
+        <w:pStyle w:val="ListParagraph"/>
+        <w:numPr>
+          <w:ilvl w:val="0"/>
+          <w:numId w:val="9"/>
+        </w:numPr>
+      </w:pPr>
+      <w:r>
+        <w:t xml:space="preserve">The class StaffController </w:t>
+      </w:r>
+      <w:r>
+        <w:t>call the class Staff</w:t>
+      </w:r>
+      <w:r>
+        <w:t xml:space="preserve"> </w:t>
+      </w:r>
+    </w:p>
+    <w:p>
+      <w:pPr>
+        <w:pStyle w:val="ListParagraph"/>
+        <w:numPr>
+          <w:ilvl w:val="0"/>
+          <w:numId w:val="9"/>
+        </w:numPr>
+      </w:pPr>
+      <w:r>
+        <w:t>The class Staff pack the information into a Staff object</w:t>
+      </w:r>
+    </w:p>
+    <w:p>
+      <w:pPr>
+        <w:pStyle w:val="ListParagraph"/>
+        <w:numPr>
+          <w:ilvl w:val="0"/>
+          <w:numId w:val="9"/>
+        </w:numPr>
+      </w:pPr>
+      <w:r>
+        <w:t>The class Staff return the object to the class StaffController</w:t>
+      </w:r>
+    </w:p>
+    <w:p>
+      <w:pPr>
+        <w:pStyle w:val="ListParagraph"/>
+        <w:numPr>
+          <w:ilvl w:val="0"/>
+          <w:numId w:val="9"/>
+        </w:numPr>
+      </w:pPr>
+      <w:r>
+        <w:t>The class StaffController execute doPost()</w:t>
+      </w:r>
+    </w:p>
+    <w:p>
+      <w:pPr>
+        <w:pStyle w:val="ListParagraph"/>
+        <w:numPr>
+          <w:ilvl w:val="0"/>
+          <w:numId w:val="9"/>
+        </w:numPr>
+      </w:pPr>
+      <w:r>
+        <w:t>The class StaffController call the class StaffDAO</w:t>
+      </w:r>
+    </w:p>
+    <w:p>
+      <w:pPr>
+        <w:pStyle w:val="ListParagraph"/>
+        <w:numPr>
+          <w:ilvl w:val="0"/>
+          <w:numId w:val="9"/>
+        </w:numPr>
+      </w:pPr>
+      <w:r>
+        <w:t>The class StaffDAO execute login()</w:t>
+      </w:r>
+    </w:p>
+    <w:p>
+      <w:pPr>
+        <w:pStyle w:val="ListParagraph"/>
+        <w:numPr>
+          <w:ilvl w:val="0"/>
+          <w:numId w:val="9"/>
+        </w:numPr>
+      </w:pPr>
+      <w:r>
+        <w:t xml:space="preserve">The class StaffDAO </w:t>
+      </w:r>
+      <w:r>
+        <w:t>call the interface StaffMenuView.jsp</w:t>
+      </w:r>
+    </w:p>
+    <w:p>
+      <w:pPr>
+        <w:pStyle w:val="ListParagraph"/>
+        <w:numPr>
+          <w:ilvl w:val="0"/>
+          <w:numId w:val="9"/>
+        </w:numPr>
+      </w:pPr>
+      <w:r>
+        <w:t xml:space="preserve">The interface StaffMenuView.jsp display to the management staff </w:t>
+      </w:r>
+    </w:p>
+    <w:p>
+      <w:pPr>
+        <w:pStyle w:val="ListParagraph"/>
+        <w:numPr>
+          <w:ilvl w:val="0"/>
+          <w:numId w:val="9"/>
+        </w:numPr>
+      </w:pPr>
+      <w:r>
+        <w:t>The management staff click the View statistics button</w:t>
+      </w:r>
+    </w:p>
+    <w:p>
+      <w:pPr>
+        <w:pStyle w:val="ListParagraph"/>
+        <w:numPr>
+          <w:ilvl w:val="0"/>
+          <w:numId w:val="9"/>
+        </w:numPr>
+      </w:pPr>
+      <w:r>
         <w:t>The interface StaffMenuView.jsp call the interface StatisticsView.jsp</w:t>
       </w:r>
     </w:p>
@@ -3808,7 +3946,13 @@
         </w:numPr>
       </w:pPr>
       <w:r>
-        <w:t>The interface StatisticsView.jsp display to the management staff</w:t>
+        <w:t xml:space="preserve">The interface </w:t>
+      </w:r>
+      <w:r>
+        <w:t>Customer</w:t>
+      </w:r>
+      <w:r>
+        <w:t>StatisticsView.jsp display to the management staff</w:t>
       </w:r>
     </w:p>
     <w:p>
@@ -3820,7 +3964,13 @@
         </w:numPr>
       </w:pPr>
       <w:r>
-        <w:t>The staff click view customer statistics by revenue</w:t>
+        <w:t xml:space="preserve">The staff click </w:t>
+      </w:r>
+      <w:r>
+        <w:t>V</w:t>
+      </w:r>
+      <w:r>
+        <w:t>iew customer statistics by revenue</w:t>
       </w:r>
     </w:p>
     <w:p>
@@ -4210,6 +4360,7 @@
         </w:numPr>
       </w:pPr>
       <w:r>
+        <w:lastRenderedPageBreak/>
         <w:t>The class ItemOrderController execute deGet()</w:t>
       </w:r>
     </w:p>
@@ -4333,7 +4484,6 @@
         </w:numPr>
       </w:pPr>
       <w:r>
-        <w:lastRenderedPageBreak/>
         <w:t xml:space="preserve">The class ItemOrderController return the result to </w:t>
       </w:r>
       <w:r>
